--- a/guides/Guide-Candidat-EduWeb.docx
+++ b/guides/Guide-Candidat-EduWeb.docx
@@ -109,7 +109,7 @@
           <w:sz w:val="16"/>
           <w:szCs w:val="16"/>
         </w:rPr>
-        <w:t xml:space="preserve">family.eduweb.ci · Version du 9 août 2026</w:t>
+        <w:t xml:space="preserve">family.eduweb.ci · Version du 13 août 2026</w:t>
       </w:r>
     </w:p>
     <w:p>
@@ -1057,7 +1057,7 @@
         <w:pStyle w:val="Heading1"/>
       </w:pPr>
       <w:r>
-        <w:t xml:space="preserve">6.  Se préparer aux concours — Tests psychotechniques</w:t>
+        <w:t xml:space="preserve">6.  Se préparer aux concours (tests psychotechniques et Fonction Publique)</w:t>
       </w:r>
     </w:p>
     <w:p>
@@ -1069,7 +1069,7 @@
           <w:sz w:val="22"/>
           <w:szCs w:val="22"/>
         </w:rPr>
-        <w:t xml:space="preserve">EduWeb propose une section « Formation » pour préparer les concours : instituteurs adjoints, personnel de santé, concours administratifs. Vous y trouvez plus de 570 exercices corrigés (logique, calcul, vocabulaire, attention, organisation, mémoire), la théorie expliquée simplement, et un bilan personnalisé après chaque test.</w:t>
+        <w:t xml:space="preserve">EduWeb propose une rubrique « Préparation aux concours » pour réussir les concours d'instituteurs adjoints, de personnel de santé et les concours administratifs. Elle comporte DEUX parcours : les TESTS PSYCHOTECHNIQUES (576 questions corrigées — logique, calcul, vocabulaire, attention, organisation, mémoire) et le STATUT GÉNÉRAL DE LA FONCTION PUBLIQUE (la loi n° 2023-892 maîtrisée article par article). Un seul accès couvre les deux.</w:t>
       </w:r>
     </w:p>
     <w:p>
@@ -1077,7 +1077,7 @@
         <w:pStyle w:val="Heading2"/>
       </w:pPr>
       <w:r>
-        <w:t xml:space="preserve">Ouvrir la section Formation</w:t>
+        <w:t xml:space="preserve">Ouvrir la rubrique</w:t>
       </w:r>
     </w:p>
     <w:p>
@@ -1094,7 +1094,7 @@
           <w:sz w:val="22"/>
           <w:szCs w:val="22"/>
         </w:rPr>
-        <w:t xml:space="preserve">Appuyez sur « Formation » dans le menu du haut (ou sur « 🎓 Tests psychotechniques » dans le menu de votre photo, en haut à droite).</w:t>
+        <w:t xml:space="preserve">Appuyez sur « Préparation concours » dans le menu du haut (ou sur « 🎓 Préparation aux concours » dans le menu de votre photo, en haut à droite).</w:t>
       </w:r>
     </w:p>
     <w:p>
@@ -1111,7 +1111,7 @@
           <w:sz w:val="22"/>
           <w:szCs w:val="22"/>
         </w:rPr>
-        <w:t xml:space="preserve">La page présente les 6 catégories de tests, les 3 niveaux (avant le BEPC, BEPC, BAC et plus) et les formules d'accès.</w:t>
+        <w:t xml:space="preserve">La page présente les deux parcours, les formules d'accès et votre progression.</w:t>
       </w:r>
     </w:p>
     <w:p>
@@ -1710,6 +1710,141 @@
           <w:szCs w:val="22"/>
         </w:rPr>
         <w:t xml:space="preserve">« Mes résultats » garde l'historique de toutes vos tentatives pour suivre votre progression.</w:t>
+      </w:r>
+    </w:p>
+    <w:p>
+      <w:pPr>
+        <w:pStyle w:val="Heading2"/>
+      </w:pPr>
+      <w:r>
+        <w:t xml:space="preserve">Le second parcours : le Statut général de la Fonction Publique</w:t>
+      </w:r>
+    </w:p>
+    <w:p>
+      <w:pPr>
+        <w:spacing w:after="120"/>
+      </w:pPr>
+      <w:r>
+        <w:rPr>
+          <w:sz w:val="22"/>
+          <w:szCs w:val="22"/>
+        </w:rPr>
+        <w:t xml:space="preserve">Depuis la rubrique, ouvrez « Statut général de la Fonction Publique » : c'est un véritable cours de préparation, fondé exclusivement sur la loi n° 2023-892 du 23 novembre 2023.</w:t>
+      </w:r>
+    </w:p>
+    <w:p>
+      <w:pPr>
+        <w:pStyle w:val="ListParagraph"/>
+        <w:numPr>
+          <w:ilvl w:val="0"/>
+          <w:numId w:val="2"/>
+        </w:numPr>
+        <w:spacing w:after="40"/>
+      </w:pPr>
+      <w:r>
+        <w:rPr>
+          <w:sz w:val="22"/>
+          <w:szCs w:val="22"/>
+        </w:rPr>
+        <w:t xml:space="preserve">LE COURS : 15 séquences couvrant les 116 articles (droits, obligations, positions, discipline, retraite…), chaque règle essentielle expliquée article par article, avec lecture audio.</w:t>
+      </w:r>
+    </w:p>
+    <w:p>
+      <w:pPr>
+        <w:pStyle w:val="ListParagraph"/>
+        <w:numPr>
+          <w:ilvl w:val="0"/>
+          <w:numId w:val="2"/>
+        </w:numPr>
+        <w:spacing w:after="40"/>
+      </w:pPr>
+      <w:r>
+        <w:rPr>
+          <w:sz w:val="22"/>
+          <w:szCs w:val="22"/>
+        </w:rPr>
+        <w:t xml:space="preserve">LE PARCOURS : 5 paliers — Débutant → Intermédiaire → Avancé → Expert → SIMULATION CONCOURS. Montez de palier dès 80 % de réussite ; la Simulation reproduit les conditions réelles (chronomètre strict, correction à la fin), visez 90 %.</w:t>
+      </w:r>
+    </w:p>
+    <w:p>
+      <w:pPr>
+        <w:pStyle w:val="ListParagraph"/>
+        <w:numPr>
+          <w:ilvl w:val="0"/>
+          <w:numId w:val="2"/>
+        </w:numPr>
+        <w:spacing w:after="40"/>
+      </w:pPr>
+      <w:r>
+        <w:rPr>
+          <w:sz w:val="22"/>
+          <w:szCs w:val="22"/>
+        </w:rPr>
+        <w:t xml:space="preserve">LES EXERCICES : 580 exercices variés — QCM, questions-pièges, vrai/faux, textes à trous, QCM à PLUSIEURS bonnes réponses (cochez puis validez), ASSOCIATIONS (reliez chaque élément à la bonne proposition), CLASSEMENTS (remettez dans l'ordre avec les flèches) et CAS PRATIQUES administratifs.</w:t>
+      </w:r>
+    </w:p>
+    <w:p>
+      <w:pPr>
+        <w:pStyle w:val="ListParagraph"/>
+        <w:numPr>
+          <w:ilvl w:val="0"/>
+          <w:numId w:val="2"/>
+        </w:numPr>
+        <w:spacing w:after="40"/>
+      </w:pPr>
+      <w:r>
+        <w:rPr>
+          <w:sz w:val="22"/>
+          <w:szCs w:val="22"/>
+        </w:rPr>
+        <w:t xml:space="preserve">Chaque correction cite L'ARTICLE DE LOI : c'est la référence à retenir pour le jour du concours.</w:t>
+      </w:r>
+    </w:p>
+    <w:p>
+      <w:pPr>
+        <w:pStyle w:val="ListParagraph"/>
+        <w:numPr>
+          <w:ilvl w:val="0"/>
+          <w:numId w:val="2"/>
+        </w:numPr>
+        <w:spacing w:after="40"/>
+      </w:pPr>
+      <w:r>
+        <w:rPr>
+          <w:sz w:val="22"/>
+          <w:szCs w:val="22"/>
+        </w:rPr>
+        <w:t xml:space="preserve">Vous pouvez réviser TOUTES les séquences ou seulement celles que vous choisissez.</w:t>
+      </w:r>
+    </w:p>
+    <w:p>
+      <w:pPr>
+        <w:pBdr>
+          <w:top w:val="single" w:color="EAF3FB" w:sz="2" w:space="6"/>
+          <w:bottom w:val="single" w:color="EAF3FB" w:sz="2" w:space="6"/>
+          <w:left w:val="single" w:color="2A77C6" w:sz="18" w:space="10"/>
+          <w:right w:val="single" w:color="EAF3FB" w:sz="2" w:space="6"/>
+        </w:pBdr>
+        <w:shd w:fill="EAF3FB" w:color="auto" w:val="clear"/>
+        <w:spacing w:after="140" w:before="80"/>
+      </w:pPr>
+      <w:r>
+        <w:rPr>
+          <w:b/>
+          <w:bCs/>
+          <w:color w:val="2A77C6"/>
+          <w:sz w:val="21"/>
+          <w:szCs w:val="21"/>
+        </w:rPr>
+        <w:t xml:space="preserve">Astuce — </w:t>
+      </w:r>
+      <w:r>
+        <w:rPr>
+          <w:color w:val="1B3A57"/>
+          <w:sz w:val="21"/>
+          <w:szCs w:val="21"/>
+        </w:rPr>
+        <w:t xml:space="preserve">La bonne boucle de travail : lisez le cours d'une séquence → entraînez-vous en Débutant sur cette séquence → montez de palier dès 80 % → quand toutes les séquences sont solides, passez en Simulation Concours.</w:t>
       </w:r>
     </w:p>
     <w:p>

--- a/guides/Guide-Candidat-EduWeb.docx
+++ b/guides/Guide-Candidat-EduWeb.docx
@@ -1111,7 +1111,24 @@
           <w:sz w:val="22"/>
           <w:szCs w:val="22"/>
         </w:rPr>
-        <w:t xml:space="preserve">La page présente les deux parcours, les formules d'accès et votre progression.</w:t>
+        <w:t xml:space="preserve">La page présente les deux parcours et les formules d'accès.</w:t>
+      </w:r>
+    </w:p>
+    <w:p>
+      <w:pPr>
+        <w:pStyle w:val="ListParagraph"/>
+        <w:numPr>
+          <w:ilvl w:val="0"/>
+          <w:numId w:val="8"/>
+        </w:numPr>
+        <w:spacing w:after="40"/>
+      </w:pPr>
+      <w:r>
+        <w:rPr>
+          <w:sz w:val="22"/>
+          <w:szCs w:val="22"/>
+        </w:rPr>
+        <w:t xml:space="preserve">Appuyez sur « Ouvrir le module » du parcours voulu : chaque module contient ses actions ET votre progression (catégories pour les tests psychotechniques, carte de maîtrise pour la Fonction Publique).</w:t>
       </w:r>
     </w:p>
     <w:p>

--- a/guides/Guide-Candidat-EduWeb.docx
+++ b/guides/Guide-Candidat-EduWeb.docx
@@ -109,7 +109,7 @@
           <w:sz w:val="16"/>
           <w:szCs w:val="16"/>
         </w:rPr>
-        <w:t xml:space="preserve">family.eduweb.ci · Version du 13 août 2026</w:t>
+        <w:t xml:space="preserve">family.eduweb.ci · Version du 15 août 2026</w:t>
       </w:r>
     </w:p>
     <w:p>
@@ -723,7 +723,7 @@
           <w:sz w:val="22"/>
           <w:szCs w:val="22"/>
         </w:rPr>
-        <w:t xml:space="preserve">Votre espace Candidat rassemble tout : votre statut d'accès, les boutons « Passer un test », « Théorie &amp; astuces », « Mes résultats », votre progression par catégorie et vos derniers tests.</w:t>
+        <w:t xml:space="preserve">Votre espace Candidat présente VOS DEUX ÉPREUVES côte à côte : les Tests psychotechniques (avec votre progression par catégorie) et le Statut général de la Fonction Publique (maîtrise des articles, XP, articles à réviser, jeux, carte). Chaque épreuve a son bouton « Ouvrir le module » ; votre statut d'accès et vos derniers tests sont affichés en dessous.</w:t>
       </w:r>
     </w:p>
     <w:p>

--- a/guides/Guide-Candidat-EduWeb.docx
+++ b/guides/Guide-Candidat-EduWeb.docx
@@ -109,7 +109,7 @@
           <w:sz w:val="16"/>
           <w:szCs w:val="16"/>
         </w:rPr>
-        <w:t xml:space="preserve">family.eduweb.ci · Version du 15 août 2026</w:t>
+        <w:t xml:space="preserve">family.eduweb.ci · Version du 16 août 2026</w:t>
       </w:r>
     </w:p>
     <w:p>
@@ -723,7 +723,7 @@
           <w:sz w:val="22"/>
           <w:szCs w:val="22"/>
         </w:rPr>
-        <w:t xml:space="preserve">Votre espace Candidat présente VOS DEUX ÉPREUVES côte à côte : les Tests psychotechniques (avec votre progression par catégorie) et le Statut général de la Fonction Publique (maîtrise des articles, XP, articles à réviser, jeux, carte). Chaque épreuve a son bouton « Ouvrir le module » ; votre statut d'accès et vos derniers tests sont affichés en dessous.</w:t>
+        <w:t xml:space="preserve">Votre espace Candidat présente VOS DEUX ÉPREUVES côte à côte, chacune avec son résumé : Tests psychotechniques (tests passés, catégories travaillées, meilleur score en conditions de concours) et Statut général de la Fonction Publique (maîtrise des articles, XP, articles à réviser). Chaque épreuve a son bouton « Ouvrir le module » — c'est LÀ que se trouve la progression détaillée (par catégorie, ou carte des 116 articles). Votre statut d'accès et vos derniers tests sont affichés sur l'espace.</w:t>
       </w:r>
     </w:p>
     <w:p>

--- a/guides/Guide-Candidat-EduWeb.docx
+++ b/guides/Guide-Candidat-EduWeb.docx
@@ -1069,7 +1069,7 @@
           <w:sz w:val="22"/>
           <w:szCs w:val="22"/>
         </w:rPr>
-        <w:t xml:space="preserve">EduWeb propose une rubrique « Préparation aux concours » pour réussir les concours d'instituteurs adjoints, de personnel de santé et les concours administratifs. Elle comporte DEUX parcours : les TESTS PSYCHOTECHNIQUES (576 questions corrigées — logique, calcul, vocabulaire, attention, organisation, mémoire) et le STATUT GÉNÉRAL DE LA FONCTION PUBLIQUE (la loi n° 2023-892 maîtrisée article par article). Un seul accès couvre les deux.</w:t>
+        <w:t xml:space="preserve">EduWeb propose une rubrique « Préparation aux concours » pour réussir les concours d'instituteurs adjoints, de personnel de santé et les concours administratifs. Elle comporte DEUX parcours : les TESTS PSYCHOTECHNIQUES (678 questions corrigées — logique, calcul, vocabulaire, attention, organisation, mémoire, personnalité) et le STATUT GÉNÉRAL DE LA FONCTION PUBLIQUE (la loi n° 2023-892 maîtrisée article par article). Un seul accès couvre les deux.</w:t>
       </w:r>
     </w:p>
     <w:p>

--- a/guides/Guide-Candidat-EduWeb.docx
+++ b/guides/Guide-Candidat-EduWeb.docx
@@ -109,7 +109,7 @@
           <w:sz w:val="16"/>
           <w:szCs w:val="16"/>
         </w:rPr>
-        <w:t xml:space="preserve">family.eduweb.ci · Version du 16 août 2026</w:t>
+        <w:t xml:space="preserve">family.eduweb.ci · Version du 31 août 2026</w:t>
       </w:r>
     </w:p>
     <w:p>

--- a/guides/Guide-Candidat-EduWeb.docx
+++ b/guides/Guide-Candidat-EduWeb.docx
@@ -109,7 +109,7 @@
           <w:sz w:val="16"/>
           <w:szCs w:val="16"/>
         </w:rPr>
-        <w:t xml:space="preserve">family.eduweb.ci · Version du 31 août 2026</w:t>
+        <w:t xml:space="preserve">family.eduweb.ci · Version du 1 septembre 2026</w:t>
       </w:r>
     </w:p>
     <w:p>

--- a/guides/Guide-Candidat-EduWeb.docx
+++ b/guides/Guide-Candidat-EduWeb.docx
@@ -109,7 +109,7 @@
           <w:sz w:val="16"/>
           <w:szCs w:val="16"/>
         </w:rPr>
-        <w:t xml:space="preserve">family.eduweb.ci · Version du 1 septembre 2026</w:t>
+        <w:t xml:space="preserve">family.eduweb.ci · Version du 6 septembre 2026</w:t>
       </w:r>
     </w:p>
     <w:p>

--- a/guides/Guide-Candidat-EduWeb.docx
+++ b/guides/Guide-Candidat-EduWeb.docx
@@ -109,7 +109,7 @@
           <w:sz w:val="16"/>
           <w:szCs w:val="16"/>
         </w:rPr>
-        <w:t xml:space="preserve">family.eduweb.ci · Version du 6 septembre 2026</w:t>
+        <w:t xml:space="preserve">family.eduweb.ci · Version du 7 septembre 2026</w:t>
       </w:r>
     </w:p>
     <w:p>
@@ -1165,7 +1165,7 @@
           <w:sz w:val="22"/>
           <w:szCs w:val="22"/>
         </w:rPr>
-        <w:t xml:space="preserve">PAYER UNE FORMULE : choisissez une formule (prix, durée et nombre de tests affichés), envoyez le montant par Mobile Money (Wave, Orange Money, MTN MoMo ou Moov Money) au numéro EduWeb indiqué à l'écran, PUIS déclarez votre versement dans le formulaire : opérateur utilisé + référence (l'identifiant reçu par SMS après votre transfert).</w:t>
+        <w:t xml:space="preserve">PAYER UNE FORMULE : choisissez une formule (prix, durée et nombre de tests affichés), envoyez le montant par Mobile Money — Wave ou Moov Money au (+225) 01 5263 3030, Orange Money au (+225) 07 0985 8042 —, PUIS déclarez votre versement dans le formulaire : opérateur utilisé + référence (l'identifiant reçu par SMS après votre transfert).</w:t>
       </w:r>
     </w:p>
     <w:p>
